--- a/public/templates-files/roofing-estimate-template.docx
+++ b/public/templates-files/roofing-estimate-template.docx
@@ -376,8 +376,6 @@
         <w:gridCol w:w="100"/>
         <w:gridCol w:w="100"/>
         <w:gridCol w:w="100"/>
-        <w:gridCol w:w="100"/>
-        <w:gridCol w:w="100"/>
       </w:tblGrid>
       <w:tr>
         <w:trPr>
@@ -546,6 +544,27 @@
           </w:p>
         </w:tc>
       </w:tr>
+    </w:tbl>
+    <w:tbl>
+      <w:tblPr>
+        <w:tblW w:type="dxa" w:w="10080"/>
+        <w:tblBorders>
+          <w:top w:val="none" w:color="FFFFFF" w:sz="0"/>
+          <w:left w:val="none" w:color="FFFFFF" w:sz="0"/>
+          <w:bottom w:val="none" w:color="FFFFFF" w:sz="0"/>
+          <w:right w:val="none" w:color="FFFFFF" w:sz="0"/>
+          <w:insideH w:val="none" w:color="FFFFFF" w:sz="0"/>
+          <w:insideV w:val="none" w:color="FFFFFF" w:sz="0"/>
+        </w:tblBorders>
+        <w:tblLayout w:type="fixed"/>
+      </w:tblPr>
+      <w:tblGrid>
+        <w:gridCol w:w="100"/>
+        <w:gridCol w:w="100"/>
+        <w:gridCol w:w="100"/>
+        <w:gridCol w:w="100"/>
+        <w:gridCol w:w="100"/>
+      </w:tblGrid>
       <w:tr>
         <w:trPr>
           <w:cantSplit/>
@@ -905,20 +924,6 @@
                 <w:color w:val="1B1F24"/>
                 <w:sz w:val="19"/>
                 <w:szCs w:val="19"/>
-              </w:rPr>
-              <w:t xml:space="preserve"/>
-            </w:r>
-          </w:p>
-          <w:p>
-            <w:pPr>
-              <w:spacing w:after="0" w:before="0" w:line="276"/>
-            </w:pPr>
-            <w:r>
-              <w:rPr>
-                <w:rFonts w:ascii="Arial" w:cs="Arial" w:eastAsia="Arial" w:hAnsi="Arial"/>
-                <w:color w:val="1B1F24"/>
-                <w:sz w:val="20"/>
-                <w:szCs w:val="20"/>
               </w:rPr>
               <w:t xml:space="preserve"/>
             </w:r>
@@ -1718,226 +1723,6 @@
         </w:tc>
       </w:tr>
       <w:tr>
-        <w:trPr>
-          <w:cantSplit/>
-        </w:trPr>
-        <w:tc>
-          <w:tcPr>
-            <w:tcW w:type="dxa" w:w="500"/>
-            <w:tcBorders>
-              <w:top w:val="none" w:color="FFFFFF" w:sz="0"/>
-              <w:left w:val="none" w:color="FFFFFF" w:sz="0"/>
-              <w:bottom w:val="single" w:color="D7DCE3" w:sz="4"/>
-              <w:right w:val="none" w:color="FFFFFF" w:sz="0"/>
-            </w:tcBorders>
-            <w:tcMar>
-              <w:top w:type="dxa" w:w="70"/>
-              <w:left w:type="dxa" w:w="100"/>
-              <w:bottom w:type="dxa" w:w="70"/>
-              <w:right w:type="dxa" w:w="100"/>
-            </w:tcMar>
-            <w:vAlign w:val="top"/>
-          </w:tcPr>
-          <w:p>
-            <w:pPr>
-              <w:spacing w:after="0" w:before="0" w:line="276"/>
-              <w:jc w:val="center"/>
-            </w:pPr>
-            <w:r>
-              <w:rPr>
-                <w:rFonts w:ascii="Arial" w:cs="Arial" w:eastAsia="Arial" w:hAnsi="Arial"/>
-                <w:b w:val="false"/>
-                <w:bCs w:val="false"/>
-                <w:color w:val="1B1F24"/>
-                <w:sz w:val="19"/>
-                <w:szCs w:val="19"/>
-              </w:rPr>
-              <w:t xml:space="preserve">3</w:t>
-            </w:r>
-          </w:p>
-        </w:tc>
-        <w:tc>
-          <w:tcPr>
-            <w:tcW w:type="dxa" w:w="5300"/>
-            <w:tcBorders>
-              <w:top w:val="none" w:color="FFFFFF" w:sz="0"/>
-              <w:left w:val="none" w:color="FFFFFF" w:sz="0"/>
-              <w:bottom w:val="single" w:color="D7DCE3" w:sz="4"/>
-              <w:right w:val="none" w:color="FFFFFF" w:sz="0"/>
-            </w:tcBorders>
-            <w:shd w:fill="FFFBEB" w:color="auto" w:val="clear"/>
-            <w:tcMar>
-              <w:top w:type="dxa" w:w="70"/>
-              <w:left w:type="dxa" w:w="100"/>
-              <w:bottom w:type="dxa" w:w="70"/>
-              <w:right w:type="dxa" w:w="100"/>
-            </w:tcMar>
-            <w:vAlign w:val="top"/>
-          </w:tcPr>
-          <w:p>
-            <w:pPr>
-              <w:spacing w:after="0" w:before="0" w:line="276"/>
-              <w:jc w:val="left"/>
-            </w:pPr>
-            <w:r>
-              <w:rPr>
-                <w:rFonts w:ascii="Arial" w:cs="Arial" w:eastAsia="Arial" w:hAnsi="Arial"/>
-                <w:b w:val="false"/>
-                <w:bCs w:val="false"/>
-                <w:color w:val="1B1F24"/>
-                <w:sz w:val="19"/>
-                <w:szCs w:val="19"/>
-              </w:rPr>
-              <w:t xml:space="preserve"/>
-            </w:r>
-          </w:p>
-        </w:tc>
-        <w:tc>
-          <w:tcPr>
-            <w:tcW w:type="dxa" w:w="900"/>
-            <w:tcBorders>
-              <w:top w:val="none" w:color="FFFFFF" w:sz="0"/>
-              <w:left w:val="none" w:color="FFFFFF" w:sz="0"/>
-              <w:bottom w:val="single" w:color="D7DCE3" w:sz="4"/>
-              <w:right w:val="none" w:color="FFFFFF" w:sz="0"/>
-            </w:tcBorders>
-            <w:shd w:fill="FFFBEB" w:color="auto" w:val="clear"/>
-            <w:tcMar>
-              <w:top w:type="dxa" w:w="70"/>
-              <w:left w:type="dxa" w:w="100"/>
-              <w:bottom w:type="dxa" w:w="70"/>
-              <w:right w:type="dxa" w:w="100"/>
-            </w:tcMar>
-            <w:vAlign w:val="top"/>
-          </w:tcPr>
-          <w:p>
-            <w:pPr>
-              <w:spacing w:after="0" w:before="0" w:line="276"/>
-              <w:jc w:val="right"/>
-            </w:pPr>
-            <w:r>
-              <w:rPr>
-                <w:rFonts w:ascii="Arial" w:cs="Arial" w:eastAsia="Arial" w:hAnsi="Arial"/>
-                <w:b w:val="false"/>
-                <w:bCs w:val="false"/>
-                <w:color w:val="1B1F24"/>
-                <w:sz w:val="19"/>
-                <w:szCs w:val="19"/>
-              </w:rPr>
-              <w:t xml:space="preserve"/>
-            </w:r>
-          </w:p>
-        </w:tc>
-        <w:tc>
-          <w:tcPr>
-            <w:tcW w:type="dxa" w:w="800"/>
-            <w:tcBorders>
-              <w:top w:val="none" w:color="FFFFFF" w:sz="0"/>
-              <w:left w:val="none" w:color="FFFFFF" w:sz="0"/>
-              <w:bottom w:val="single" w:color="D7DCE3" w:sz="4"/>
-              <w:right w:val="none" w:color="FFFFFF" w:sz="0"/>
-            </w:tcBorders>
-            <w:shd w:fill="FFFBEB" w:color="auto" w:val="clear"/>
-            <w:tcMar>
-              <w:top w:type="dxa" w:w="70"/>
-              <w:left w:type="dxa" w:w="100"/>
-              <w:bottom w:type="dxa" w:w="70"/>
-              <w:right w:type="dxa" w:w="100"/>
-            </w:tcMar>
-            <w:vAlign w:val="top"/>
-          </w:tcPr>
-          <w:p>
-            <w:pPr>
-              <w:spacing w:after="0" w:before="0" w:line="276"/>
-              <w:jc w:val="center"/>
-            </w:pPr>
-            <w:r>
-              <w:rPr>
-                <w:rFonts w:ascii="Arial" w:cs="Arial" w:eastAsia="Arial" w:hAnsi="Arial"/>
-                <w:b w:val="false"/>
-                <w:bCs w:val="false"/>
-                <w:color w:val="1B1F24"/>
-                <w:sz w:val="19"/>
-                <w:szCs w:val="19"/>
-              </w:rPr>
-              <w:t xml:space="preserve"/>
-            </w:r>
-          </w:p>
-        </w:tc>
-        <w:tc>
-          <w:tcPr>
-            <w:tcW w:type="dxa" w:w="1280"/>
-            <w:tcBorders>
-              <w:top w:val="none" w:color="FFFFFF" w:sz="0"/>
-              <w:left w:val="none" w:color="FFFFFF" w:sz="0"/>
-              <w:bottom w:val="single" w:color="D7DCE3" w:sz="4"/>
-              <w:right w:val="none" w:color="FFFFFF" w:sz="0"/>
-            </w:tcBorders>
-            <w:shd w:fill="FFFBEB" w:color="auto" w:val="clear"/>
-            <w:tcMar>
-              <w:top w:type="dxa" w:w="70"/>
-              <w:left w:type="dxa" w:w="100"/>
-              <w:bottom w:type="dxa" w:w="70"/>
-              <w:right w:type="dxa" w:w="100"/>
-            </w:tcMar>
-            <w:vAlign w:val="top"/>
-          </w:tcPr>
-          <w:p>
-            <w:pPr>
-              <w:spacing w:after="0" w:before="0" w:line="276"/>
-              <w:jc w:val="right"/>
-            </w:pPr>
-            <w:r>
-              <w:rPr>
-                <w:rFonts w:ascii="Arial" w:cs="Arial" w:eastAsia="Arial" w:hAnsi="Arial"/>
-                <w:b w:val="false"/>
-                <w:bCs w:val="false"/>
-                <w:color w:val="1B1F24"/>
-                <w:sz w:val="19"/>
-                <w:szCs w:val="19"/>
-              </w:rPr>
-              <w:t xml:space="preserve"/>
-            </w:r>
-          </w:p>
-        </w:tc>
-        <w:tc>
-          <w:tcPr>
-            <w:tcW w:type="dxa" w:w="1300"/>
-            <w:tcBorders>
-              <w:top w:val="none" w:color="FFFFFF" w:sz="0"/>
-              <w:left w:val="none" w:color="FFFFFF" w:sz="0"/>
-              <w:bottom w:val="single" w:color="D7DCE3" w:sz="4"/>
-              <w:right w:val="none" w:color="FFFFFF" w:sz="0"/>
-            </w:tcBorders>
-            <w:shd w:fill="FFFBEB" w:color="auto" w:val="clear"/>
-            <w:tcMar>
-              <w:top w:type="dxa" w:w="70"/>
-              <w:left w:type="dxa" w:w="100"/>
-              <w:bottom w:type="dxa" w:w="70"/>
-              <w:right w:type="dxa" w:w="100"/>
-            </w:tcMar>
-            <w:vAlign w:val="top"/>
-          </w:tcPr>
-          <w:p>
-            <w:pPr>
-              <w:spacing w:after="0" w:before="0" w:line="276"/>
-              <w:jc w:val="right"/>
-            </w:pPr>
-            <w:r>
-              <w:rPr>
-                <w:rFonts w:ascii="Arial" w:cs="Arial" w:eastAsia="Arial" w:hAnsi="Arial"/>
-                <w:b w:val="false"/>
-                <w:bCs w:val="false"/>
-                <w:color w:val="1B1F24"/>
-                <w:sz w:val="19"/>
-                <w:szCs w:val="19"/>
-              </w:rPr>
-              <w:t xml:space="preserve"/>
-            </w:r>
-          </w:p>
-        </w:tc>
-      </w:tr>
-      <w:tr>
         <w:tc>
           <w:tcPr>
             <w:gridSpan w:val="6"/>
@@ -2010,7 +1795,7 @@
                 <w:sz w:val="19"/>
                 <w:szCs w:val="19"/>
               </w:rPr>
-              <w:t xml:space="preserve">4</w:t>
+              <w:t xml:space="preserve">3</w:t>
             </w:r>
           </w:p>
         </w:tc>
@@ -2230,7 +2015,7 @@
                 <w:sz w:val="19"/>
                 <w:szCs w:val="19"/>
               </w:rPr>
-              <w:t xml:space="preserve">5</w:t>
+              <w:t xml:space="preserve">4</w:t>
             </w:r>
           </w:p>
         </w:tc>
@@ -2450,7 +2235,7 @@
                 <w:sz w:val="19"/>
                 <w:szCs w:val="19"/>
               </w:rPr>
-              <w:t xml:space="preserve">6</w:t>
+              <w:t xml:space="preserve">5</w:t>
             </w:r>
           </w:p>
         </w:tc>
@@ -2631,6 +2416,44 @@
                 <w:szCs w:val="19"/>
               </w:rPr>
               <w:t xml:space="preserve"/>
+            </w:r>
+          </w:p>
+        </w:tc>
+      </w:tr>
+      <w:tr>
+        <w:tc>
+          <w:tcPr>
+            <w:gridSpan w:val="6"/>
+            <w:tcBorders>
+              <w:top w:val="none" w:color="FFFFFF" w:sz="0"/>
+              <w:left w:val="none" w:color="FFFFFF" w:sz="0"/>
+              <w:bottom w:val="single" w:color="1B1F24" w:sz="6"/>
+              <w:right w:val="none" w:color="FFFFFF" w:sz="0"/>
+            </w:tcBorders>
+            <w:tcMar>
+              <w:top w:type="dxa" w:w="70"/>
+              <w:left w:type="dxa" w:w="100"/>
+              <w:bottom w:type="dxa" w:w="70"/>
+              <w:right w:type="dxa" w:w="100"/>
+            </w:tcMar>
+            <w:vAlign w:val="top"/>
+          </w:tcPr>
+          <w:p>
+            <w:pPr>
+              <w:spacing w:after="0" w:before="60" w:line="276"/>
+            </w:pPr>
+            <w:r>
+              <w:rPr>
+                <w:rFonts w:ascii="Arial" w:cs="Arial" w:eastAsia="Arial" w:hAnsi="Arial"/>
+                <w:b/>
+                <w:bCs/>
+                <w:caps/>
+                <w:color w:val="1B1F24"/>
+                <w:spacing w:val="16"/>
+                <w:sz w:val="16"/>
+                <w:szCs w:val="16"/>
+              </w:rPr>
+              <w:t xml:space="preserve">Flashing, ventilation &amp; permits</w:t>
             </w:r>
           </w:p>
         </w:tc>
@@ -2670,7 +2493,7 @@
                 <w:sz w:val="19"/>
                 <w:szCs w:val="19"/>
               </w:rPr>
-              <w:t xml:space="preserve">7</w:t>
+              <w:t xml:space="preserve">6</w:t>
             </w:r>
           </w:p>
         </w:tc>
@@ -2851,44 +2674,6 @@
                 <w:szCs w:val="19"/>
               </w:rPr>
               <w:t xml:space="preserve"/>
-            </w:r>
-          </w:p>
-        </w:tc>
-      </w:tr>
-      <w:tr>
-        <w:tc>
-          <w:tcPr>
-            <w:gridSpan w:val="6"/>
-            <w:tcBorders>
-              <w:top w:val="none" w:color="FFFFFF" w:sz="0"/>
-              <w:left w:val="none" w:color="FFFFFF" w:sz="0"/>
-              <w:bottom w:val="single" w:color="1B1F24" w:sz="6"/>
-              <w:right w:val="none" w:color="FFFFFF" w:sz="0"/>
-            </w:tcBorders>
-            <w:tcMar>
-              <w:top w:type="dxa" w:w="70"/>
-              <w:left w:type="dxa" w:w="100"/>
-              <w:bottom w:type="dxa" w:w="70"/>
-              <w:right w:type="dxa" w:w="100"/>
-            </w:tcMar>
-            <w:vAlign w:val="top"/>
-          </w:tcPr>
-          <w:p>
-            <w:pPr>
-              <w:spacing w:after="0" w:before="60" w:line="276"/>
-            </w:pPr>
-            <w:r>
-              <w:rPr>
-                <w:rFonts w:ascii="Arial" w:cs="Arial" w:eastAsia="Arial" w:hAnsi="Arial"/>
-                <w:b/>
-                <w:bCs/>
-                <w:caps/>
-                <w:color w:val="1B1F24"/>
-                <w:spacing w:val="16"/>
-                <w:sz w:val="16"/>
-                <w:szCs w:val="16"/>
-              </w:rPr>
-              <w:t xml:space="preserve">Flashing, ventilation &amp; permits</w:t>
             </w:r>
           </w:p>
         </w:tc>
@@ -2928,447 +2713,7 @@
                 <w:sz w:val="19"/>
                 <w:szCs w:val="19"/>
               </w:rPr>
-              <w:t xml:space="preserve">8</w:t>
-            </w:r>
-          </w:p>
-        </w:tc>
-        <w:tc>
-          <w:tcPr>
-            <w:tcW w:type="dxa" w:w="5300"/>
-            <w:tcBorders>
-              <w:top w:val="none" w:color="FFFFFF" w:sz="0"/>
-              <w:left w:val="none" w:color="FFFFFF" w:sz="0"/>
-              <w:bottom w:val="single" w:color="D7DCE3" w:sz="4"/>
-              <w:right w:val="none" w:color="FFFFFF" w:sz="0"/>
-            </w:tcBorders>
-            <w:shd w:fill="FFFBEB" w:color="auto" w:val="clear"/>
-            <w:tcMar>
-              <w:top w:type="dxa" w:w="70"/>
-              <w:left w:type="dxa" w:w="100"/>
-              <w:bottom w:type="dxa" w:w="70"/>
-              <w:right w:type="dxa" w:w="100"/>
-            </w:tcMar>
-            <w:vAlign w:val="top"/>
-          </w:tcPr>
-          <w:p>
-            <w:pPr>
-              <w:spacing w:after="0" w:before="0" w:line="276"/>
-              <w:jc w:val="left"/>
-            </w:pPr>
-            <w:r>
-              <w:rPr>
-                <w:rFonts w:ascii="Arial" w:cs="Arial" w:eastAsia="Arial" w:hAnsi="Arial"/>
-                <w:b w:val="false"/>
-                <w:bCs w:val="false"/>
-                <w:color w:val="1B1F24"/>
-                <w:sz w:val="19"/>
-                <w:szCs w:val="19"/>
-              </w:rPr>
-              <w:t xml:space="preserve"/>
-            </w:r>
-          </w:p>
-        </w:tc>
-        <w:tc>
-          <w:tcPr>
-            <w:tcW w:type="dxa" w:w="900"/>
-            <w:tcBorders>
-              <w:top w:val="none" w:color="FFFFFF" w:sz="0"/>
-              <w:left w:val="none" w:color="FFFFFF" w:sz="0"/>
-              <w:bottom w:val="single" w:color="D7DCE3" w:sz="4"/>
-              <w:right w:val="none" w:color="FFFFFF" w:sz="0"/>
-            </w:tcBorders>
-            <w:shd w:fill="FFFBEB" w:color="auto" w:val="clear"/>
-            <w:tcMar>
-              <w:top w:type="dxa" w:w="70"/>
-              <w:left w:type="dxa" w:w="100"/>
-              <w:bottom w:type="dxa" w:w="70"/>
-              <w:right w:type="dxa" w:w="100"/>
-            </w:tcMar>
-            <w:vAlign w:val="top"/>
-          </w:tcPr>
-          <w:p>
-            <w:pPr>
-              <w:spacing w:after="0" w:before="0" w:line="276"/>
-              <w:jc w:val="right"/>
-            </w:pPr>
-            <w:r>
-              <w:rPr>
-                <w:rFonts w:ascii="Arial" w:cs="Arial" w:eastAsia="Arial" w:hAnsi="Arial"/>
-                <w:b w:val="false"/>
-                <w:bCs w:val="false"/>
-                <w:color w:val="1B1F24"/>
-                <w:sz w:val="19"/>
-                <w:szCs w:val="19"/>
-              </w:rPr>
-              <w:t xml:space="preserve"/>
-            </w:r>
-          </w:p>
-        </w:tc>
-        <w:tc>
-          <w:tcPr>
-            <w:tcW w:type="dxa" w:w="800"/>
-            <w:tcBorders>
-              <w:top w:val="none" w:color="FFFFFF" w:sz="0"/>
-              <w:left w:val="none" w:color="FFFFFF" w:sz="0"/>
-              <w:bottom w:val="single" w:color="D7DCE3" w:sz="4"/>
-              <w:right w:val="none" w:color="FFFFFF" w:sz="0"/>
-            </w:tcBorders>
-            <w:shd w:fill="FFFBEB" w:color="auto" w:val="clear"/>
-            <w:tcMar>
-              <w:top w:type="dxa" w:w="70"/>
-              <w:left w:type="dxa" w:w="100"/>
-              <w:bottom w:type="dxa" w:w="70"/>
-              <w:right w:type="dxa" w:w="100"/>
-            </w:tcMar>
-            <w:vAlign w:val="top"/>
-          </w:tcPr>
-          <w:p>
-            <w:pPr>
-              <w:spacing w:after="0" w:before="0" w:line="276"/>
-              <w:jc w:val="center"/>
-            </w:pPr>
-            <w:r>
-              <w:rPr>
-                <w:rFonts w:ascii="Arial" w:cs="Arial" w:eastAsia="Arial" w:hAnsi="Arial"/>
-                <w:b w:val="false"/>
-                <w:bCs w:val="false"/>
-                <w:color w:val="1B1F24"/>
-                <w:sz w:val="19"/>
-                <w:szCs w:val="19"/>
-              </w:rPr>
-              <w:t xml:space="preserve"/>
-            </w:r>
-          </w:p>
-        </w:tc>
-        <w:tc>
-          <w:tcPr>
-            <w:tcW w:type="dxa" w:w="1280"/>
-            <w:tcBorders>
-              <w:top w:val="none" w:color="FFFFFF" w:sz="0"/>
-              <w:left w:val="none" w:color="FFFFFF" w:sz="0"/>
-              <w:bottom w:val="single" w:color="D7DCE3" w:sz="4"/>
-              <w:right w:val="none" w:color="FFFFFF" w:sz="0"/>
-            </w:tcBorders>
-            <w:shd w:fill="FFFBEB" w:color="auto" w:val="clear"/>
-            <w:tcMar>
-              <w:top w:type="dxa" w:w="70"/>
-              <w:left w:type="dxa" w:w="100"/>
-              <w:bottom w:type="dxa" w:w="70"/>
-              <w:right w:type="dxa" w:w="100"/>
-            </w:tcMar>
-            <w:vAlign w:val="top"/>
-          </w:tcPr>
-          <w:p>
-            <w:pPr>
-              <w:spacing w:after="0" w:before="0" w:line="276"/>
-              <w:jc w:val="right"/>
-            </w:pPr>
-            <w:r>
-              <w:rPr>
-                <w:rFonts w:ascii="Arial" w:cs="Arial" w:eastAsia="Arial" w:hAnsi="Arial"/>
-                <w:b w:val="false"/>
-                <w:bCs w:val="false"/>
-                <w:color w:val="1B1F24"/>
-                <w:sz w:val="19"/>
-                <w:szCs w:val="19"/>
-              </w:rPr>
-              <w:t xml:space="preserve"/>
-            </w:r>
-          </w:p>
-        </w:tc>
-        <w:tc>
-          <w:tcPr>
-            <w:tcW w:type="dxa" w:w="1300"/>
-            <w:tcBorders>
-              <w:top w:val="none" w:color="FFFFFF" w:sz="0"/>
-              <w:left w:val="none" w:color="FFFFFF" w:sz="0"/>
-              <w:bottom w:val="single" w:color="D7DCE3" w:sz="4"/>
-              <w:right w:val="none" w:color="FFFFFF" w:sz="0"/>
-            </w:tcBorders>
-            <w:shd w:fill="FFFBEB" w:color="auto" w:val="clear"/>
-            <w:tcMar>
-              <w:top w:type="dxa" w:w="70"/>
-              <w:left w:type="dxa" w:w="100"/>
-              <w:bottom w:type="dxa" w:w="70"/>
-              <w:right w:type="dxa" w:w="100"/>
-            </w:tcMar>
-            <w:vAlign w:val="top"/>
-          </w:tcPr>
-          <w:p>
-            <w:pPr>
-              <w:spacing w:after="0" w:before="0" w:line="276"/>
-              <w:jc w:val="right"/>
-            </w:pPr>
-            <w:r>
-              <w:rPr>
-                <w:rFonts w:ascii="Arial" w:cs="Arial" w:eastAsia="Arial" w:hAnsi="Arial"/>
-                <w:b w:val="false"/>
-                <w:bCs w:val="false"/>
-                <w:color w:val="1B1F24"/>
-                <w:sz w:val="19"/>
-                <w:szCs w:val="19"/>
-              </w:rPr>
-              <w:t xml:space="preserve"/>
-            </w:r>
-          </w:p>
-        </w:tc>
-      </w:tr>
-      <w:tr>
-        <w:trPr>
-          <w:cantSplit/>
-        </w:trPr>
-        <w:tc>
-          <w:tcPr>
-            <w:tcW w:type="dxa" w:w="500"/>
-            <w:tcBorders>
-              <w:top w:val="none" w:color="FFFFFF" w:sz="0"/>
-              <w:left w:val="none" w:color="FFFFFF" w:sz="0"/>
-              <w:bottom w:val="single" w:color="D7DCE3" w:sz="4"/>
-              <w:right w:val="none" w:color="FFFFFF" w:sz="0"/>
-            </w:tcBorders>
-            <w:tcMar>
-              <w:top w:type="dxa" w:w="70"/>
-              <w:left w:type="dxa" w:w="100"/>
-              <w:bottom w:type="dxa" w:w="70"/>
-              <w:right w:type="dxa" w:w="100"/>
-            </w:tcMar>
-            <w:vAlign w:val="top"/>
-          </w:tcPr>
-          <w:p>
-            <w:pPr>
-              <w:spacing w:after="0" w:before="0" w:line="276"/>
-              <w:jc w:val="center"/>
-            </w:pPr>
-            <w:r>
-              <w:rPr>
-                <w:rFonts w:ascii="Arial" w:cs="Arial" w:eastAsia="Arial" w:hAnsi="Arial"/>
-                <w:b w:val="false"/>
-                <w:bCs w:val="false"/>
-                <w:color w:val="1B1F24"/>
-                <w:sz w:val="19"/>
-                <w:szCs w:val="19"/>
-              </w:rPr>
-              <w:t xml:space="preserve">9</w:t>
-            </w:r>
-          </w:p>
-        </w:tc>
-        <w:tc>
-          <w:tcPr>
-            <w:tcW w:type="dxa" w:w="5300"/>
-            <w:tcBorders>
-              <w:top w:val="none" w:color="FFFFFF" w:sz="0"/>
-              <w:left w:val="none" w:color="FFFFFF" w:sz="0"/>
-              <w:bottom w:val="single" w:color="D7DCE3" w:sz="4"/>
-              <w:right w:val="none" w:color="FFFFFF" w:sz="0"/>
-            </w:tcBorders>
-            <w:shd w:fill="FFFBEB" w:color="auto" w:val="clear"/>
-            <w:tcMar>
-              <w:top w:type="dxa" w:w="70"/>
-              <w:left w:type="dxa" w:w="100"/>
-              <w:bottom w:type="dxa" w:w="70"/>
-              <w:right w:type="dxa" w:w="100"/>
-            </w:tcMar>
-            <w:vAlign w:val="top"/>
-          </w:tcPr>
-          <w:p>
-            <w:pPr>
-              <w:spacing w:after="0" w:before="0" w:line="276"/>
-              <w:jc w:val="left"/>
-            </w:pPr>
-            <w:r>
-              <w:rPr>
-                <w:rFonts w:ascii="Arial" w:cs="Arial" w:eastAsia="Arial" w:hAnsi="Arial"/>
-                <w:b w:val="false"/>
-                <w:bCs w:val="false"/>
-                <w:color w:val="1B1F24"/>
-                <w:sz w:val="19"/>
-                <w:szCs w:val="19"/>
-              </w:rPr>
-              <w:t xml:space="preserve"/>
-            </w:r>
-          </w:p>
-        </w:tc>
-        <w:tc>
-          <w:tcPr>
-            <w:tcW w:type="dxa" w:w="900"/>
-            <w:tcBorders>
-              <w:top w:val="none" w:color="FFFFFF" w:sz="0"/>
-              <w:left w:val="none" w:color="FFFFFF" w:sz="0"/>
-              <w:bottom w:val="single" w:color="D7DCE3" w:sz="4"/>
-              <w:right w:val="none" w:color="FFFFFF" w:sz="0"/>
-            </w:tcBorders>
-            <w:shd w:fill="FFFBEB" w:color="auto" w:val="clear"/>
-            <w:tcMar>
-              <w:top w:type="dxa" w:w="70"/>
-              <w:left w:type="dxa" w:w="100"/>
-              <w:bottom w:type="dxa" w:w="70"/>
-              <w:right w:type="dxa" w:w="100"/>
-            </w:tcMar>
-            <w:vAlign w:val="top"/>
-          </w:tcPr>
-          <w:p>
-            <w:pPr>
-              <w:spacing w:after="0" w:before="0" w:line="276"/>
-              <w:jc w:val="right"/>
-            </w:pPr>
-            <w:r>
-              <w:rPr>
-                <w:rFonts w:ascii="Arial" w:cs="Arial" w:eastAsia="Arial" w:hAnsi="Arial"/>
-                <w:b w:val="false"/>
-                <w:bCs w:val="false"/>
-                <w:color w:val="1B1F24"/>
-                <w:sz w:val="19"/>
-                <w:szCs w:val="19"/>
-              </w:rPr>
-              <w:t xml:space="preserve"/>
-            </w:r>
-          </w:p>
-        </w:tc>
-        <w:tc>
-          <w:tcPr>
-            <w:tcW w:type="dxa" w:w="800"/>
-            <w:tcBorders>
-              <w:top w:val="none" w:color="FFFFFF" w:sz="0"/>
-              <w:left w:val="none" w:color="FFFFFF" w:sz="0"/>
-              <w:bottom w:val="single" w:color="D7DCE3" w:sz="4"/>
-              <w:right w:val="none" w:color="FFFFFF" w:sz="0"/>
-            </w:tcBorders>
-            <w:shd w:fill="FFFBEB" w:color="auto" w:val="clear"/>
-            <w:tcMar>
-              <w:top w:type="dxa" w:w="70"/>
-              <w:left w:type="dxa" w:w="100"/>
-              <w:bottom w:type="dxa" w:w="70"/>
-              <w:right w:type="dxa" w:w="100"/>
-            </w:tcMar>
-            <w:vAlign w:val="top"/>
-          </w:tcPr>
-          <w:p>
-            <w:pPr>
-              <w:spacing w:after="0" w:before="0" w:line="276"/>
-              <w:jc w:val="center"/>
-            </w:pPr>
-            <w:r>
-              <w:rPr>
-                <w:rFonts w:ascii="Arial" w:cs="Arial" w:eastAsia="Arial" w:hAnsi="Arial"/>
-                <w:b w:val="false"/>
-                <w:bCs w:val="false"/>
-                <w:color w:val="1B1F24"/>
-                <w:sz w:val="19"/>
-                <w:szCs w:val="19"/>
-              </w:rPr>
-              <w:t xml:space="preserve"/>
-            </w:r>
-          </w:p>
-        </w:tc>
-        <w:tc>
-          <w:tcPr>
-            <w:tcW w:type="dxa" w:w="1280"/>
-            <w:tcBorders>
-              <w:top w:val="none" w:color="FFFFFF" w:sz="0"/>
-              <w:left w:val="none" w:color="FFFFFF" w:sz="0"/>
-              <w:bottom w:val="single" w:color="D7DCE3" w:sz="4"/>
-              <w:right w:val="none" w:color="FFFFFF" w:sz="0"/>
-            </w:tcBorders>
-            <w:shd w:fill="FFFBEB" w:color="auto" w:val="clear"/>
-            <w:tcMar>
-              <w:top w:type="dxa" w:w="70"/>
-              <w:left w:type="dxa" w:w="100"/>
-              <w:bottom w:type="dxa" w:w="70"/>
-              <w:right w:type="dxa" w:w="100"/>
-            </w:tcMar>
-            <w:vAlign w:val="top"/>
-          </w:tcPr>
-          <w:p>
-            <w:pPr>
-              <w:spacing w:after="0" w:before="0" w:line="276"/>
-              <w:jc w:val="right"/>
-            </w:pPr>
-            <w:r>
-              <w:rPr>
-                <w:rFonts w:ascii="Arial" w:cs="Arial" w:eastAsia="Arial" w:hAnsi="Arial"/>
-                <w:b w:val="false"/>
-                <w:bCs w:val="false"/>
-                <w:color w:val="1B1F24"/>
-                <w:sz w:val="19"/>
-                <w:szCs w:val="19"/>
-              </w:rPr>
-              <w:t xml:space="preserve"/>
-            </w:r>
-          </w:p>
-        </w:tc>
-        <w:tc>
-          <w:tcPr>
-            <w:tcW w:type="dxa" w:w="1300"/>
-            <w:tcBorders>
-              <w:top w:val="none" w:color="FFFFFF" w:sz="0"/>
-              <w:left w:val="none" w:color="FFFFFF" w:sz="0"/>
-              <w:bottom w:val="single" w:color="D7DCE3" w:sz="4"/>
-              <w:right w:val="none" w:color="FFFFFF" w:sz="0"/>
-            </w:tcBorders>
-            <w:shd w:fill="FFFBEB" w:color="auto" w:val="clear"/>
-            <w:tcMar>
-              <w:top w:type="dxa" w:w="70"/>
-              <w:left w:type="dxa" w:w="100"/>
-              <w:bottom w:type="dxa" w:w="70"/>
-              <w:right w:type="dxa" w:w="100"/>
-            </w:tcMar>
-            <w:vAlign w:val="top"/>
-          </w:tcPr>
-          <w:p>
-            <w:pPr>
-              <w:spacing w:after="0" w:before="0" w:line="276"/>
-              <w:jc w:val="right"/>
-            </w:pPr>
-            <w:r>
-              <w:rPr>
-                <w:rFonts w:ascii="Arial" w:cs="Arial" w:eastAsia="Arial" w:hAnsi="Arial"/>
-                <w:b w:val="false"/>
-                <w:bCs w:val="false"/>
-                <w:color w:val="1B1F24"/>
-                <w:sz w:val="19"/>
-                <w:szCs w:val="19"/>
-              </w:rPr>
-              <w:t xml:space="preserve"/>
-            </w:r>
-          </w:p>
-        </w:tc>
-      </w:tr>
-      <w:tr>
-        <w:trPr>
-          <w:cantSplit/>
-        </w:trPr>
-        <w:tc>
-          <w:tcPr>
-            <w:tcW w:type="dxa" w:w="500"/>
-            <w:tcBorders>
-              <w:top w:val="none" w:color="FFFFFF" w:sz="0"/>
-              <w:left w:val="none" w:color="FFFFFF" w:sz="0"/>
-              <w:bottom w:val="single" w:color="D7DCE3" w:sz="4"/>
-              <w:right w:val="none" w:color="FFFFFF" w:sz="0"/>
-            </w:tcBorders>
-            <w:tcMar>
-              <w:top w:type="dxa" w:w="70"/>
-              <w:left w:type="dxa" w:w="100"/>
-              <w:bottom w:type="dxa" w:w="70"/>
-              <w:right w:type="dxa" w:w="100"/>
-            </w:tcMar>
-            <w:vAlign w:val="top"/>
-          </w:tcPr>
-          <w:p>
-            <w:pPr>
-              <w:spacing w:after="0" w:before="0" w:line="276"/>
-              <w:jc w:val="center"/>
-            </w:pPr>
-            <w:r>
-              <w:rPr>
-                <w:rFonts w:ascii="Arial" w:cs="Arial" w:eastAsia="Arial" w:hAnsi="Arial"/>
-                <w:b w:val="false"/>
-                <w:bCs w:val="false"/>
-                <w:color w:val="1B1F24"/>
-                <w:sz w:val="19"/>
-                <w:szCs w:val="19"/>
-              </w:rPr>
-              <w:t xml:space="preserve">10</w:t>
+              <w:t xml:space="preserve">7</w:t>
             </w:r>
           </w:p>
         </w:tc>
@@ -3952,11 +3297,6 @@
         </w:tc>
       </w:tr>
     </w:tbl>
-    <w:p>
-      <w:r>
-        <w:br w:type="page"/>
-      </w:r>
-    </w:p>
     <w:p>
       <w:pPr>
         <w:keepNext/>
@@ -5012,7 +4352,7 @@
           <w:sz w:val="15"/>
           <w:szCs w:val="15"/>
         </w:rPr>
-        <w:t xml:space="preserve">Based on measurements taken before tear-off. Hidden damage and owner-requested changes are priced by written change order first. Check your state’s home-improvement contract and deposit rules. Not legal advice.</w:t>
+        <w:t xml:space="preserve">Based on pre-tear-off measurements. Hidden damage and owner changes are priced by written change order first. Check your state’s home-improvement contract rules. Not legal advice.</w:t>
       </w:r>
     </w:p>
     <w:sectPr>
